--- a/treatment/templates/treatment/docs/treatment_template.docx
+++ b/treatment/templates/treatment/docs/treatment_template.docx
@@ -122,6 +122,7 @@
         </w:rPr>
         <w:t xml:space="preserve">{{ </w:t>
       </w:r>
+      <w:proofErr w:type="spellStart"/>
       <w:r>
         <w:rPr>
           <w:b/>
@@ -130,6 +131,7 @@
         </w:rPr>
         <w:t>doctor_specialization_genitive</w:t>
       </w:r>
+      <w:proofErr w:type="spellEnd"/>
       <w:r>
         <w:rPr>
           <w:b/>
@@ -246,6 +248,7 @@
         </w:rPr>
         <w:t xml:space="preserve">{{ </w:t>
       </w:r>
+      <w:proofErr w:type="spellStart"/>
       <w:r>
         <w:rPr>
           <w:b/>
@@ -256,6 +259,7 @@
         </w:rPr>
         <w:t>patient_full_name</w:t>
       </w:r>
+      <w:proofErr w:type="spellEnd"/>
       <w:r>
         <w:rPr>
           <w:b/>
@@ -323,6 +327,7 @@
         </w:rPr>
         <w:t xml:space="preserve">{ </w:t>
       </w:r>
+      <w:proofErr w:type="spellStart"/>
       <w:r>
         <w:rPr>
           <w:sz w:val="18"/>
@@ -331,6 +336,7 @@
         </w:rPr>
         <w:t>patient_birth_date</w:t>
       </w:r>
+      <w:proofErr w:type="spellEnd"/>
       <w:r>
         <w:rPr>
           <w:sz w:val="18"/>
@@ -520,6 +526,7 @@
         </w:rPr>
         <w:t xml:space="preserve">{{ </w:t>
       </w:r>
+      <w:proofErr w:type="spellStart"/>
       <w:r>
         <w:rPr>
           <w:sz w:val="18"/>
@@ -527,6 +534,7 @@
         </w:rPr>
         <w:t>life_anamnesis</w:t>
       </w:r>
+      <w:proofErr w:type="spellEnd"/>
       <w:r>
         <w:rPr>
           <w:sz w:val="18"/>
@@ -570,6 +578,7 @@
         </w:rPr>
         <w:t xml:space="preserve">{{ </w:t>
       </w:r>
+      <w:proofErr w:type="spellStart"/>
       <w:r>
         <w:rPr>
           <w:sz w:val="18"/>
@@ -577,6 +586,7 @@
         </w:rPr>
         <w:t>disease_anamnesis</w:t>
       </w:r>
+      <w:proofErr w:type="spellEnd"/>
       <w:r>
         <w:rPr>
           <w:sz w:val="18"/>
@@ -631,6 +641,7 @@
         </w:rPr>
         <w:t xml:space="preserve">{{ </w:t>
       </w:r>
+      <w:proofErr w:type="spellStart"/>
       <w:r>
         <w:rPr>
           <w:sz w:val="18"/>
@@ -638,6 +649,7 @@
         </w:rPr>
         <w:t>objective_status</w:t>
       </w:r>
+      <w:proofErr w:type="spellEnd"/>
       <w:r>
         <w:rPr>
           <w:sz w:val="18"/>
@@ -683,6 +695,40 @@
         </w:rPr>
         <w:t>:</w:t>
       </w:r>
+      <w:r>
+        <w:rPr>
+          <w:b/>
+          <w:bCs/>
+          <w:sz w:val="18"/>
+          <w:szCs w:val="18"/>
+        </w:rPr>
+        <w:t xml:space="preserve"> </w:t>
+      </w:r>
+      <w:r>
+        <w:rPr>
+          <w:sz w:val="18"/>
+          <w:szCs w:val="18"/>
+          <w:lang w:val="en-US"/>
+        </w:rPr>
+        <w:t xml:space="preserve">{{ </w:t>
+      </w:r>
+      <w:proofErr w:type="spellStart"/>
+      <w:r>
+        <w:rPr>
+          <w:sz w:val="18"/>
+          <w:szCs w:val="18"/>
+        </w:rPr>
+        <w:t>additional_surveys</w:t>
+      </w:r>
+      <w:proofErr w:type="spellEnd"/>
+      <w:r>
+        <w:rPr>
+          <w:sz w:val="18"/>
+          <w:szCs w:val="18"/>
+          <w:lang w:val="en-US"/>
+        </w:rPr>
+        <w:t xml:space="preserve"> }}</w:t>
+      </w:r>
     </w:p>
     <w:p>
       <w:pPr>
@@ -714,7 +760,6 @@
           <w:b/>
           <w:sz w:val="18"/>
           <w:szCs w:val="18"/>
-          <w:lang w:val="en-US"/>
         </w:rPr>
       </w:pPr>
       <w:r>
@@ -733,6 +778,7 @@
         </w:rPr>
         <w:t xml:space="preserve"> {{ </w:t>
       </w:r>
+      <w:proofErr w:type="spellStart"/>
       <w:r>
         <w:rPr>
           <w:b/>
@@ -741,6 +787,7 @@
         </w:rPr>
         <w:t>diagnosis</w:t>
       </w:r>
+      <w:proofErr w:type="spellEnd"/>
       <w:r>
         <w:rPr>
           <w:b/>
@@ -762,7 +809,6 @@
           <w:b/>
           <w:sz w:val="18"/>
           <w:szCs w:val="18"/>
-          <w:lang w:val="en-US"/>
         </w:rPr>
         <w:t xml:space="preserve">{{ </w:t>
       </w:r>
@@ -779,7 +825,6 @@
           <w:b/>
           <w:sz w:val="18"/>
           <w:szCs w:val="18"/>
-          <w:lang w:val="en-US"/>
         </w:rPr>
         <w:t xml:space="preserve"> }}</w:t>
       </w:r>
@@ -834,6 +879,7 @@
         </w:rPr>
         <w:t xml:space="preserve">{{ </w:t>
       </w:r>
+      <w:proofErr w:type="spellStart"/>
       <w:r>
         <w:rPr>
           <w:bCs/>
@@ -842,6 +888,7 @@
         </w:rPr>
         <w:t>recommendations</w:t>
       </w:r>
+      <w:proofErr w:type="spellEnd"/>
       <w:r>
         <w:rPr>
           <w:bCs/>
@@ -903,6 +950,7 @@
         </w:rPr>
         <w:t xml:space="preserve">{ </w:t>
       </w:r>
+      <w:proofErr w:type="spellStart"/>
       <w:r>
         <w:rPr>
           <w:b/>
@@ -911,6 +959,7 @@
         </w:rPr>
         <w:t>doctor_short_name</w:t>
       </w:r>
+      <w:proofErr w:type="spellEnd"/>
       <w:r>
         <w:rPr>
           <w:b/>

--- a/treatment/templates/treatment/docs/treatment_template.docx
+++ b/treatment/templates/treatment/docs/treatment_template.docx
@@ -83,8 +83,8 @@
         <w:ind w:left="284"/>
         <w:rPr>
           <w:b/>
-          <w:sz w:val="18"/>
-          <w:szCs w:val="18"/>
+          <w:sz w:val="22"/>
+          <w:szCs w:val="22"/>
         </w:rPr>
       </w:pPr>
     </w:p>
@@ -92,32 +92,33 @@
       <w:pPr>
         <w:rPr>
           <w:b/>
-          <w:sz w:val="18"/>
-          <w:szCs w:val="18"/>
+          <w:sz w:val="22"/>
+          <w:szCs w:val="22"/>
         </w:rPr>
       </w:pPr>
       <w:r>
         <w:rPr>
           <w:b/>
-          <w:sz w:val="18"/>
-          <w:szCs w:val="18"/>
+          <w:sz w:val="22"/>
+          <w:szCs w:val="22"/>
         </w:rPr>
         <w:t>Прием</w:t>
       </w:r>
       <w:r>
         <w:rPr>
           <w:b/>
-          <w:sz w:val="18"/>
-          <w:szCs w:val="18"/>
+          <w:sz w:val="22"/>
+          <w:szCs w:val="22"/>
           <w:lang w:val="en-US"/>
         </w:rPr>
         <w:t xml:space="preserve"> </w:t>
       </w:r>
+      <w:proofErr w:type="gramStart"/>
       <w:r>
         <w:rPr>
           <w:b/>
-          <w:sz w:val="18"/>
-          <w:szCs w:val="18"/>
+          <w:sz w:val="22"/>
+          <w:szCs w:val="22"/>
           <w:lang w:val="en-US"/>
         </w:rPr>
         <w:t xml:space="preserve">{{ </w:t>
@@ -126,17 +127,35 @@
       <w:r>
         <w:rPr>
           <w:b/>
-          <w:sz w:val="18"/>
-          <w:szCs w:val="18"/>
+          <w:sz w:val="22"/>
+          <w:szCs w:val="22"/>
         </w:rPr>
-        <w:t>doctor_specialization_genitive</w:t>
+        <w:t>doctor</w:t>
+      </w:r>
+      <w:proofErr w:type="gramEnd"/>
+      <w:r>
+        <w:rPr>
+          <w:b/>
+          <w:sz w:val="22"/>
+          <w:szCs w:val="22"/>
+        </w:rPr>
+        <w:t>_specialization_</w:t>
+      </w:r>
+      <w:proofErr w:type="gramStart"/>
+      <w:r>
+        <w:rPr>
+          <w:b/>
+          <w:sz w:val="22"/>
+          <w:szCs w:val="22"/>
+        </w:rPr>
+        <w:t>genitive</w:t>
       </w:r>
       <w:proofErr w:type="spellEnd"/>
       <w:r>
         <w:rPr>
           <w:b/>
-          <w:sz w:val="18"/>
-          <w:szCs w:val="18"/>
+          <w:sz w:val="22"/>
+          <w:szCs w:val="22"/>
           <w:lang w:val="en-US"/>
         </w:rPr>
         <w:t xml:space="preserve"> </w:t>
@@ -144,11 +163,21 @@
       <w:r>
         <w:rPr>
           <w:b/>
-          <w:sz w:val="18"/>
-          <w:szCs w:val="18"/>
+          <w:sz w:val="22"/>
+          <w:szCs w:val="22"/>
           <w:lang w:val="en-US"/>
         </w:rPr>
-        <w:t>}}</w:t>
+        <w:t>}</w:t>
+      </w:r>
+      <w:proofErr w:type="gramEnd"/>
+      <w:r>
+        <w:rPr>
+          <w:b/>
+          <w:sz w:val="22"/>
+          <w:szCs w:val="22"/>
+          <w:lang w:val="en-US"/>
+        </w:rPr>
+        <w:t>}</w:t>
       </w:r>
     </w:p>
     <w:p>
@@ -156,8 +185,8 @@
         <w:contextualSpacing/>
         <w:jc w:val="both"/>
         <w:rPr>
-          <w:sz w:val="18"/>
-          <w:szCs w:val="18"/>
+          <w:sz w:val="22"/>
+          <w:szCs w:val="22"/>
           <w:lang w:val="en-US"/>
         </w:rPr>
       </w:pPr>
@@ -165,8 +194,8 @@
         <w:rPr>
           <w:b/>
           <w:bCs/>
-          <w:sz w:val="18"/>
-          <w:szCs w:val="18"/>
+          <w:sz w:val="22"/>
+          <w:szCs w:val="22"/>
         </w:rPr>
         <w:t>Ф</w:t>
       </w:r>
@@ -174,8 +203,8 @@
         <w:rPr>
           <w:b/>
           <w:bCs/>
-          <w:sz w:val="18"/>
-          <w:szCs w:val="18"/>
+          <w:sz w:val="22"/>
+          <w:szCs w:val="22"/>
           <w:lang w:val="en-US"/>
         </w:rPr>
         <w:t>.</w:t>
@@ -184,8 +213,8 @@
         <w:rPr>
           <w:b/>
           <w:bCs/>
-          <w:sz w:val="18"/>
-          <w:szCs w:val="18"/>
+          <w:sz w:val="22"/>
+          <w:szCs w:val="22"/>
         </w:rPr>
         <w:t>И</w:t>
       </w:r>
@@ -193,8 +222,8 @@
         <w:rPr>
           <w:b/>
           <w:bCs/>
-          <w:sz w:val="18"/>
-          <w:szCs w:val="18"/>
+          <w:sz w:val="22"/>
+          <w:szCs w:val="22"/>
           <w:lang w:val="en-US"/>
         </w:rPr>
         <w:t>.</w:t>
@@ -203,8 +232,8 @@
         <w:rPr>
           <w:b/>
           <w:bCs/>
-          <w:sz w:val="18"/>
-          <w:szCs w:val="18"/>
+          <w:sz w:val="22"/>
+          <w:szCs w:val="22"/>
         </w:rPr>
         <w:t>О</w:t>
       </w:r>
@@ -212,8 +241,8 @@
         <w:rPr>
           <w:b/>
           <w:bCs/>
-          <w:sz w:val="18"/>
-          <w:szCs w:val="18"/>
+          <w:sz w:val="22"/>
+          <w:szCs w:val="22"/>
           <w:lang w:val="en-US"/>
         </w:rPr>
         <w:t>.</w:t>
@@ -222,8 +251,8 @@
         <w:rPr>
           <w:b/>
           <w:bCs/>
-          <w:sz w:val="18"/>
-          <w:szCs w:val="18"/>
+          <w:sz w:val="22"/>
+          <w:szCs w:val="22"/>
           <w:lang w:val="en-US"/>
         </w:rPr>
         <w:t>:</w:t>
@@ -232,18 +261,19 @@
         <w:rPr>
           <w:b/>
           <w:bCs/>
-          <w:sz w:val="18"/>
-          <w:szCs w:val="18"/>
+          <w:sz w:val="22"/>
+          <w:szCs w:val="22"/>
           <w:lang w:val="en-US"/>
         </w:rPr>
         <w:t xml:space="preserve"> </w:t>
       </w:r>
+      <w:proofErr w:type="gramStart"/>
       <w:r>
         <w:rPr>
           <w:b/>
           <w:bCs/>
-          <w:sz w:val="18"/>
-          <w:szCs w:val="18"/>
+          <w:sz w:val="22"/>
+          <w:szCs w:val="22"/>
           <w:lang w:val="en-US"/>
         </w:rPr>
         <w:t xml:space="preserve">{{ </w:t>
@@ -253,22 +283,55 @@
         <w:rPr>
           <w:b/>
           <w:bCs/>
-          <w:sz w:val="18"/>
-          <w:szCs w:val="18"/>
+          <w:sz w:val="22"/>
+          <w:szCs w:val="22"/>
           <w:lang w:val="en-US"/>
         </w:rPr>
-        <w:t>patient_full_name</w:t>
+        <w:t>patient</w:t>
+      </w:r>
+      <w:proofErr w:type="gramEnd"/>
+      <w:r>
+        <w:rPr>
+          <w:b/>
+          <w:bCs/>
+          <w:sz w:val="22"/>
+          <w:szCs w:val="22"/>
+          <w:lang w:val="en-US"/>
+        </w:rPr>
+        <w:t>_full_</w:t>
+      </w:r>
+      <w:proofErr w:type="gramStart"/>
+      <w:r>
+        <w:rPr>
+          <w:b/>
+          <w:bCs/>
+          <w:sz w:val="22"/>
+          <w:szCs w:val="22"/>
+          <w:lang w:val="en-US"/>
+        </w:rPr>
+        <w:t>name</w:t>
       </w:r>
       <w:proofErr w:type="spellEnd"/>
       <w:r>
         <w:rPr>
           <w:b/>
           <w:bCs/>
-          <w:sz w:val="18"/>
-          <w:szCs w:val="18"/>
+          <w:sz w:val="22"/>
+          <w:szCs w:val="22"/>
           <w:lang w:val="en-US"/>
         </w:rPr>
-        <w:t xml:space="preserve"> }}</w:t>
+        <w:t xml:space="preserve"> }</w:t>
+      </w:r>
+      <w:proofErr w:type="gramEnd"/>
+      <w:r>
+        <w:rPr>
+          <w:b/>
+          <w:bCs/>
+          <w:sz w:val="22"/>
+          <w:szCs w:val="22"/>
+          <w:lang w:val="en-US"/>
+        </w:rPr>
+        <w:t>}</w:t>
       </w:r>
     </w:p>
     <w:p>
@@ -276,74 +339,102 @@
         <w:contextualSpacing/>
         <w:jc w:val="both"/>
         <w:rPr>
-          <w:sz w:val="18"/>
-          <w:szCs w:val="18"/>
+          <w:sz w:val="22"/>
+          <w:szCs w:val="22"/>
           <w:lang w:val="en-US"/>
         </w:rPr>
       </w:pPr>
       <w:r>
         <w:rPr>
-          <w:sz w:val="18"/>
-          <w:szCs w:val="18"/>
+          <w:sz w:val="22"/>
+          <w:szCs w:val="22"/>
         </w:rPr>
         <w:t>Дата</w:t>
       </w:r>
       <w:r>
         <w:rPr>
-          <w:sz w:val="18"/>
-          <w:szCs w:val="18"/>
+          <w:sz w:val="22"/>
+          <w:szCs w:val="22"/>
           <w:lang w:val="en-US"/>
         </w:rPr>
         <w:t xml:space="preserve"> </w:t>
       </w:r>
       <w:r>
         <w:rPr>
-          <w:sz w:val="18"/>
-          <w:szCs w:val="18"/>
+          <w:sz w:val="22"/>
+          <w:szCs w:val="22"/>
         </w:rPr>
         <w:t>рождения</w:t>
       </w:r>
       <w:r>
         <w:rPr>
-          <w:sz w:val="18"/>
-          <w:szCs w:val="18"/>
+          <w:sz w:val="22"/>
+          <w:szCs w:val="22"/>
           <w:lang w:val="en-US"/>
         </w:rPr>
         <w:t>:</w:t>
       </w:r>
       <w:r>
         <w:rPr>
-          <w:sz w:val="18"/>
-          <w:szCs w:val="18"/>
+          <w:sz w:val="22"/>
+          <w:szCs w:val="22"/>
           <w:lang w:val="en-US"/>
         </w:rPr>
-        <w:t xml:space="preserve"> {</w:t>
+        <w:t xml:space="preserve"> </w:t>
       </w:r>
+      <w:proofErr w:type="gramStart"/>
       <w:r>
         <w:rPr>
-          <w:sz w:val="18"/>
-          <w:szCs w:val="18"/>
+          <w:sz w:val="22"/>
+          <w:szCs w:val="22"/>
           <w:lang w:val="en-US"/>
         </w:rPr>
-        <w:t xml:space="preserve">{ </w:t>
+        <w:t xml:space="preserve">{{ </w:t>
       </w:r>
       <w:proofErr w:type="spellStart"/>
       <w:r>
         <w:rPr>
-          <w:sz w:val="18"/>
-          <w:szCs w:val="18"/>
+          <w:sz w:val="22"/>
+          <w:szCs w:val="22"/>
           <w:lang w:val="en-US"/>
         </w:rPr>
-        <w:t>patient_birth_date</w:t>
+        <w:t>patient</w:t>
+      </w:r>
+      <w:proofErr w:type="gramEnd"/>
+      <w:r>
+        <w:rPr>
+          <w:sz w:val="22"/>
+          <w:szCs w:val="22"/>
+          <w:lang w:val="en-US"/>
+        </w:rPr>
+        <w:t>_birth_</w:t>
+      </w:r>
+      <w:proofErr w:type="gramStart"/>
+      <w:r>
+        <w:rPr>
+          <w:sz w:val="22"/>
+          <w:szCs w:val="22"/>
+          <w:lang w:val="en-US"/>
+        </w:rPr>
+        <w:t>date</w:t>
       </w:r>
       <w:proofErr w:type="spellEnd"/>
       <w:r>
         <w:rPr>
-          <w:sz w:val="18"/>
-          <w:szCs w:val="18"/>
+          <w:sz w:val="22"/>
+          <w:szCs w:val="22"/>
           <w:lang w:val="en-US"/>
         </w:rPr>
-        <w:t xml:space="preserve"> }}</w:t>
+        <w:t xml:space="preserve"> }</w:t>
+      </w:r>
+      <w:proofErr w:type="gramEnd"/>
+      <w:r>
+        <w:rPr>
+          <w:sz w:val="22"/>
+          <w:szCs w:val="22"/>
+          <w:lang w:val="en-US"/>
+        </w:rPr>
+        <w:t>}</w:t>
       </w:r>
     </w:p>
     <w:p>
@@ -351,60 +442,71 @@
         <w:contextualSpacing/>
         <w:jc w:val="both"/>
         <w:rPr>
-          <w:sz w:val="18"/>
-          <w:szCs w:val="18"/>
+          <w:sz w:val="22"/>
+          <w:szCs w:val="22"/>
         </w:rPr>
       </w:pPr>
       <w:r>
         <w:rPr>
-          <w:sz w:val="18"/>
-          <w:szCs w:val="18"/>
+          <w:sz w:val="22"/>
+          <w:szCs w:val="22"/>
         </w:rPr>
         <w:t>Дата осмотра:</w:t>
       </w:r>
       <w:r>
         <w:rPr>
-          <w:sz w:val="18"/>
-          <w:szCs w:val="18"/>
+          <w:sz w:val="22"/>
+          <w:szCs w:val="22"/>
         </w:rPr>
         <w:t xml:space="preserve"> </w:t>
       </w:r>
+      <w:proofErr w:type="gramStart"/>
       <w:r>
         <w:rPr>
-          <w:sz w:val="18"/>
-          <w:szCs w:val="18"/>
+          <w:sz w:val="22"/>
+          <w:szCs w:val="22"/>
         </w:rPr>
         <w:t xml:space="preserve">{{ </w:t>
       </w:r>
       <w:r>
         <w:rPr>
-          <w:sz w:val="18"/>
-          <w:szCs w:val="18"/>
+          <w:sz w:val="22"/>
+          <w:szCs w:val="22"/>
           <w:lang w:val="en-US"/>
         </w:rPr>
         <w:t>treatment</w:t>
       </w:r>
+      <w:proofErr w:type="gramEnd"/>
       <w:r>
         <w:rPr>
-          <w:sz w:val="18"/>
-          <w:szCs w:val="18"/>
+          <w:sz w:val="22"/>
+          <w:szCs w:val="22"/>
         </w:rPr>
         <w:t>_</w:t>
       </w:r>
+      <w:proofErr w:type="gramStart"/>
       <w:r>
         <w:rPr>
-          <w:sz w:val="18"/>
-          <w:szCs w:val="18"/>
+          <w:sz w:val="22"/>
+          <w:szCs w:val="22"/>
           <w:lang w:val="en-US"/>
         </w:rPr>
         <w:t>date</w:t>
       </w:r>
       <w:r>
         <w:rPr>
-          <w:sz w:val="18"/>
-          <w:szCs w:val="18"/>
+          <w:sz w:val="22"/>
+          <w:szCs w:val="22"/>
         </w:rPr>
-        <w:t xml:space="preserve"> }}</w:t>
+        <w:t xml:space="preserve"> }</w:t>
+      </w:r>
+      <w:proofErr w:type="gramEnd"/>
+      <w:r>
+        <w:rPr>
+          <w:sz w:val="22"/>
+          <w:szCs w:val="22"/>
+        </w:rPr>
+        <w:t>}</w:t>
       </w:r>
     </w:p>
     <w:p>
@@ -412,8 +514,8 @@
         <w:contextualSpacing/>
         <w:jc w:val="both"/>
         <w:rPr>
-          <w:sz w:val="18"/>
-          <w:szCs w:val="18"/>
+          <w:sz w:val="22"/>
+          <w:szCs w:val="22"/>
         </w:rPr>
       </w:pPr>
     </w:p>
@@ -421,45 +523,47 @@
       <w:pPr>
         <w:contextualSpacing/>
         <w:rPr>
-          <w:sz w:val="18"/>
-          <w:szCs w:val="18"/>
+          <w:sz w:val="22"/>
+          <w:szCs w:val="22"/>
         </w:rPr>
       </w:pPr>
       <w:r>
         <w:rPr>
           <w:b/>
           <w:bCs/>
-          <w:sz w:val="18"/>
-          <w:szCs w:val="18"/>
+          <w:sz w:val="22"/>
+          <w:szCs w:val="22"/>
         </w:rPr>
         <w:t>Жалобы:</w:t>
       </w:r>
       <w:r>
         <w:rPr>
-          <w:sz w:val="18"/>
-          <w:szCs w:val="18"/>
+          <w:sz w:val="22"/>
+          <w:szCs w:val="22"/>
         </w:rPr>
         <w:t xml:space="preserve"> </w:t>
       </w:r>
+      <w:proofErr w:type="gramStart"/>
       <w:r>
         <w:rPr>
-          <w:sz w:val="18"/>
-          <w:szCs w:val="18"/>
+          <w:sz w:val="22"/>
+          <w:szCs w:val="22"/>
         </w:rPr>
         <w:t xml:space="preserve">{{ </w:t>
       </w:r>
       <w:r>
         <w:rPr>
-          <w:sz w:val="18"/>
-          <w:szCs w:val="18"/>
+          <w:sz w:val="22"/>
+          <w:szCs w:val="22"/>
           <w:lang w:val="en-US"/>
         </w:rPr>
         <w:t>complaints</w:t>
       </w:r>
+      <w:proofErr w:type="gramEnd"/>
       <w:r>
         <w:rPr>
-          <w:sz w:val="18"/>
-          <w:szCs w:val="18"/>
+          <w:sz w:val="22"/>
+          <w:szCs w:val="22"/>
         </w:rPr>
         <w:t xml:space="preserve"> }}</w:t>
       </w:r>
@@ -469,8 +573,8 @@
         <w:rPr>
           <w:b/>
           <w:bCs/>
-          <w:sz w:val="18"/>
-          <w:szCs w:val="18"/>
+          <w:sz w:val="22"/>
+          <w:szCs w:val="22"/>
         </w:rPr>
       </w:pPr>
     </w:p>
@@ -479,16 +583,16 @@
         <w:rPr>
           <w:b/>
           <w:bCs/>
-          <w:sz w:val="18"/>
-          <w:szCs w:val="18"/>
+          <w:sz w:val="22"/>
+          <w:szCs w:val="22"/>
         </w:rPr>
       </w:pPr>
       <w:r>
         <w:rPr>
           <w:b/>
           <w:bCs/>
-          <w:sz w:val="18"/>
-          <w:szCs w:val="18"/>
+          <w:sz w:val="22"/>
+          <w:szCs w:val="22"/>
         </w:rPr>
         <w:t>Анамнез</w:t>
       </w:r>
@@ -496,8 +600,8 @@
         <w:rPr>
           <w:b/>
           <w:bCs/>
-          <w:sz w:val="18"/>
-          <w:szCs w:val="18"/>
+          <w:sz w:val="22"/>
+          <w:szCs w:val="22"/>
         </w:rPr>
         <w:t xml:space="preserve"> жизни</w:t>
       </w:r>
@@ -505,8 +609,8 @@
         <w:rPr>
           <w:b/>
           <w:bCs/>
-          <w:sz w:val="18"/>
-          <w:szCs w:val="18"/>
+          <w:sz w:val="22"/>
+          <w:szCs w:val="22"/>
         </w:rPr>
         <w:t>:</w:t>
       </w:r>
@@ -514,33 +618,58 @@
         <w:rPr>
           <w:b/>
           <w:bCs/>
-          <w:sz w:val="18"/>
-          <w:szCs w:val="18"/>
+          <w:sz w:val="22"/>
+          <w:szCs w:val="22"/>
         </w:rPr>
         <w:t xml:space="preserve"> </w:t>
       </w:r>
+      <w:proofErr w:type="gramStart"/>
       <w:r>
         <w:rPr>
-          <w:sz w:val="18"/>
-          <w:szCs w:val="18"/>
+          <w:sz w:val="22"/>
+          <w:szCs w:val="22"/>
         </w:rPr>
         <w:t xml:space="preserve">{{ </w:t>
       </w:r>
       <w:proofErr w:type="spellStart"/>
       <w:r>
         <w:rPr>
-          <w:sz w:val="18"/>
-          <w:szCs w:val="18"/>
+          <w:sz w:val="22"/>
+          <w:szCs w:val="22"/>
         </w:rPr>
-        <w:t>life_anamnesis</w:t>
+        <w:t>life</w:t>
+      </w:r>
+      <w:proofErr w:type="gramEnd"/>
+      <w:r>
+        <w:rPr>
+          <w:sz w:val="22"/>
+          <w:szCs w:val="22"/>
+        </w:rPr>
+        <w:t>_</w:t>
+      </w:r>
+      <w:proofErr w:type="gramStart"/>
+      <w:r>
+        <w:rPr>
+          <w:sz w:val="22"/>
+          <w:szCs w:val="22"/>
+        </w:rPr>
+        <w:t>anamnesis</w:t>
       </w:r>
       <w:proofErr w:type="spellEnd"/>
       <w:r>
         <w:rPr>
-          <w:sz w:val="18"/>
-          <w:szCs w:val="18"/>
+          <w:sz w:val="22"/>
+          <w:szCs w:val="22"/>
         </w:rPr>
-        <w:t xml:space="preserve"> }}</w:t>
+        <w:t xml:space="preserve"> }</w:t>
+      </w:r>
+      <w:proofErr w:type="gramEnd"/>
+      <w:r>
+        <w:rPr>
+          <w:sz w:val="22"/>
+          <w:szCs w:val="22"/>
+        </w:rPr>
+        <w:t>}</w:t>
       </w:r>
     </w:p>
     <w:p>
@@ -548,8 +677,8 @@
         <w:rPr>
           <w:b/>
           <w:bCs/>
-          <w:sz w:val="18"/>
-          <w:szCs w:val="18"/>
+          <w:sz w:val="22"/>
+          <w:szCs w:val="22"/>
         </w:rPr>
       </w:pPr>
     </w:p>
@@ -558,41 +687,66 @@
         <w:rPr>
           <w:b/>
           <w:bCs/>
-          <w:sz w:val="18"/>
-          <w:szCs w:val="18"/>
+          <w:sz w:val="22"/>
+          <w:szCs w:val="22"/>
         </w:rPr>
       </w:pPr>
       <w:r>
         <w:rPr>
           <w:b/>
           <w:bCs/>
-          <w:sz w:val="18"/>
-          <w:szCs w:val="18"/>
+          <w:sz w:val="22"/>
+          <w:szCs w:val="22"/>
         </w:rPr>
         <w:t xml:space="preserve">Анамнез заболевания: </w:t>
       </w:r>
+      <w:proofErr w:type="gramStart"/>
       <w:r>
         <w:rPr>
-          <w:sz w:val="18"/>
-          <w:szCs w:val="18"/>
+          <w:sz w:val="22"/>
+          <w:szCs w:val="22"/>
         </w:rPr>
         <w:t xml:space="preserve">{{ </w:t>
       </w:r>
       <w:proofErr w:type="spellStart"/>
       <w:r>
         <w:rPr>
-          <w:sz w:val="18"/>
-          <w:szCs w:val="18"/>
+          <w:sz w:val="22"/>
+          <w:szCs w:val="22"/>
         </w:rPr>
-        <w:t>disease_anamnesis</w:t>
+        <w:t>disease</w:t>
+      </w:r>
+      <w:proofErr w:type="gramEnd"/>
+      <w:r>
+        <w:rPr>
+          <w:sz w:val="22"/>
+          <w:szCs w:val="22"/>
+        </w:rPr>
+        <w:t>_</w:t>
+      </w:r>
+      <w:proofErr w:type="gramStart"/>
+      <w:r>
+        <w:rPr>
+          <w:sz w:val="22"/>
+          <w:szCs w:val="22"/>
+        </w:rPr>
+        <w:t>anamnesis</w:t>
       </w:r>
       <w:proofErr w:type="spellEnd"/>
       <w:r>
         <w:rPr>
-          <w:sz w:val="18"/>
-          <w:szCs w:val="18"/>
+          <w:sz w:val="22"/>
+          <w:szCs w:val="22"/>
         </w:rPr>
-        <w:t xml:space="preserve"> }}</w:t>
+        <w:t xml:space="preserve"> }</w:t>
+      </w:r>
+      <w:proofErr w:type="gramEnd"/>
+      <w:r>
+        <w:rPr>
+          <w:sz w:val="22"/>
+          <w:szCs w:val="22"/>
+        </w:rPr>
+        <w:t>}</w:t>
       </w:r>
     </w:p>
     <w:p>
@@ -601,8 +755,8 @@
         <w:rPr>
           <w:b/>
           <w:bCs/>
-          <w:sz w:val="18"/>
-          <w:szCs w:val="18"/>
+          <w:sz w:val="22"/>
+          <w:szCs w:val="22"/>
         </w:rPr>
       </w:pPr>
     </w:p>
@@ -612,16 +766,16 @@
         <w:rPr>
           <w:b/>
           <w:bCs/>
-          <w:sz w:val="18"/>
-          <w:szCs w:val="18"/>
+          <w:sz w:val="22"/>
+          <w:szCs w:val="22"/>
         </w:rPr>
       </w:pPr>
       <w:r>
         <w:rPr>
           <w:b/>
           <w:bCs/>
-          <w:sz w:val="18"/>
-          <w:szCs w:val="18"/>
+          <w:sz w:val="22"/>
+          <w:szCs w:val="22"/>
         </w:rPr>
         <w:t>Объективный статус:</w:t>
       </w:r>
@@ -629,33 +783,58 @@
         <w:rPr>
           <w:b/>
           <w:bCs/>
-          <w:sz w:val="18"/>
-          <w:szCs w:val="18"/>
+          <w:sz w:val="22"/>
+          <w:szCs w:val="22"/>
         </w:rPr>
         <w:t xml:space="preserve"> </w:t>
       </w:r>
+      <w:proofErr w:type="gramStart"/>
       <w:r>
         <w:rPr>
-          <w:sz w:val="18"/>
-          <w:szCs w:val="18"/>
+          <w:sz w:val="22"/>
+          <w:szCs w:val="22"/>
         </w:rPr>
         <w:t xml:space="preserve">{{ </w:t>
       </w:r>
       <w:proofErr w:type="spellStart"/>
       <w:r>
         <w:rPr>
-          <w:sz w:val="18"/>
-          <w:szCs w:val="18"/>
+          <w:sz w:val="22"/>
+          <w:szCs w:val="22"/>
         </w:rPr>
-        <w:t>objective_status</w:t>
+        <w:t>objective</w:t>
+      </w:r>
+      <w:proofErr w:type="gramEnd"/>
+      <w:r>
+        <w:rPr>
+          <w:sz w:val="22"/>
+          <w:szCs w:val="22"/>
+        </w:rPr>
+        <w:t>_</w:t>
+      </w:r>
+      <w:proofErr w:type="gramStart"/>
+      <w:r>
+        <w:rPr>
+          <w:sz w:val="22"/>
+          <w:szCs w:val="22"/>
+        </w:rPr>
+        <w:t>status</w:t>
       </w:r>
       <w:proofErr w:type="spellEnd"/>
       <w:r>
         <w:rPr>
-          <w:sz w:val="18"/>
-          <w:szCs w:val="18"/>
+          <w:sz w:val="22"/>
+          <w:szCs w:val="22"/>
         </w:rPr>
-        <w:t xml:space="preserve"> }}</w:t>
+        <w:t xml:space="preserve"> }</w:t>
+      </w:r>
+      <w:proofErr w:type="gramEnd"/>
+      <w:r>
+        <w:rPr>
+          <w:sz w:val="22"/>
+          <w:szCs w:val="22"/>
+        </w:rPr>
+        <w:t>}</w:t>
       </w:r>
     </w:p>
     <w:p>
@@ -664,8 +843,8 @@
         <w:rPr>
           <w:b/>
           <w:bCs/>
-          <w:sz w:val="18"/>
-          <w:szCs w:val="18"/>
+          <w:sz w:val="22"/>
+          <w:szCs w:val="22"/>
         </w:rPr>
       </w:pPr>
     </w:p>
@@ -673,16 +852,16 @@
       <w:pPr>
         <w:contextualSpacing/>
         <w:rPr>
-          <w:sz w:val="18"/>
-          <w:szCs w:val="18"/>
+          <w:sz w:val="22"/>
+          <w:szCs w:val="22"/>
         </w:rPr>
       </w:pPr>
       <w:r>
         <w:rPr>
           <w:b/>
           <w:bCs/>
-          <w:sz w:val="18"/>
-          <w:szCs w:val="18"/>
+          <w:sz w:val="22"/>
+          <w:szCs w:val="22"/>
         </w:rPr>
         <w:t>Дополнительные обследования</w:t>
       </w:r>
@@ -690,8 +869,8 @@
         <w:rPr>
           <w:b/>
           <w:bCs/>
-          <w:sz w:val="18"/>
-          <w:szCs w:val="18"/>
+          <w:sz w:val="22"/>
+          <w:szCs w:val="22"/>
         </w:rPr>
         <w:t>:</w:t>
       </w:r>
@@ -699,15 +878,16 @@
         <w:rPr>
           <w:b/>
           <w:bCs/>
-          <w:sz w:val="18"/>
-          <w:szCs w:val="18"/>
+          <w:sz w:val="22"/>
+          <w:szCs w:val="22"/>
         </w:rPr>
         <w:t xml:space="preserve"> </w:t>
       </w:r>
+      <w:proofErr w:type="gramStart"/>
       <w:r>
         <w:rPr>
-          <w:sz w:val="18"/>
-          <w:szCs w:val="18"/>
+          <w:sz w:val="22"/>
+          <w:szCs w:val="22"/>
           <w:lang w:val="en-US"/>
         </w:rPr>
         <w:t xml:space="preserve">{{ </w:t>
@@ -715,40 +895,65 @@
       <w:proofErr w:type="spellStart"/>
       <w:r>
         <w:rPr>
-          <w:sz w:val="18"/>
-          <w:szCs w:val="18"/>
+          <w:sz w:val="22"/>
+          <w:szCs w:val="22"/>
         </w:rPr>
-        <w:t>additional_surveys</w:t>
+        <w:t>additional</w:t>
+      </w:r>
+      <w:proofErr w:type="gramEnd"/>
+      <w:r>
+        <w:rPr>
+          <w:sz w:val="22"/>
+          <w:szCs w:val="22"/>
+        </w:rPr>
+        <w:t>_</w:t>
+      </w:r>
+      <w:proofErr w:type="gramStart"/>
+      <w:r>
+        <w:rPr>
+          <w:sz w:val="22"/>
+          <w:szCs w:val="22"/>
+        </w:rPr>
+        <w:t>surveys</w:t>
       </w:r>
       <w:proofErr w:type="spellEnd"/>
       <w:r>
         <w:rPr>
-          <w:sz w:val="18"/>
-          <w:szCs w:val="18"/>
+          <w:sz w:val="22"/>
+          <w:szCs w:val="22"/>
           <w:lang w:val="en-US"/>
         </w:rPr>
-        <w:t xml:space="preserve"> }}</w:t>
+        <w:t xml:space="preserve"> }</w:t>
+      </w:r>
+      <w:proofErr w:type="gramEnd"/>
+      <w:r>
+        <w:rPr>
+          <w:sz w:val="22"/>
+          <w:szCs w:val="22"/>
+          <w:lang w:val="en-US"/>
+        </w:rPr>
+        <w:t>}</w:t>
       </w:r>
     </w:p>
     <w:p>
       <w:pPr>
         <w:contextualSpacing/>
         <w:rPr>
-          <w:sz w:val="18"/>
-          <w:szCs w:val="18"/>
+          <w:sz w:val="22"/>
+          <w:szCs w:val="22"/>
         </w:rPr>
       </w:pPr>
       <w:r>
         <w:rPr>
-          <w:sz w:val="18"/>
-          <w:szCs w:val="18"/>
+          <w:sz w:val="22"/>
+          <w:szCs w:val="22"/>
         </w:rPr>
         <w:t xml:space="preserve"> </w:t>
       </w:r>
       <w:r>
         <w:rPr>
-          <w:sz w:val="18"/>
-          <w:szCs w:val="18"/>
+          <w:sz w:val="22"/>
+          <w:szCs w:val="22"/>
         </w:rPr>
         <w:t xml:space="preserve"> </w:t>
       </w:r>
@@ -758,83 +963,121 @@
         <w:contextualSpacing/>
         <w:rPr>
           <w:b/>
-          <w:sz w:val="18"/>
-          <w:szCs w:val="18"/>
+          <w:sz w:val="22"/>
+          <w:szCs w:val="22"/>
         </w:rPr>
       </w:pPr>
       <w:r>
         <w:rPr>
           <w:b/>
-          <w:sz w:val="18"/>
-          <w:szCs w:val="18"/>
+          <w:sz w:val="22"/>
+          <w:szCs w:val="22"/>
         </w:rPr>
         <w:t>Диагноз:</w:t>
       </w:r>
       <w:r>
         <w:rPr>
           <w:b/>
-          <w:sz w:val="18"/>
-          <w:szCs w:val="18"/>
+          <w:sz w:val="22"/>
+          <w:szCs w:val="22"/>
         </w:rPr>
-        <w:t xml:space="preserve"> {{ </w:t>
+        <w:t xml:space="preserve"> </w:t>
+      </w:r>
+      <w:proofErr w:type="gramStart"/>
+      <w:r>
+        <w:rPr>
+          <w:b/>
+          <w:sz w:val="22"/>
+          <w:szCs w:val="22"/>
+        </w:rPr>
+        <w:t xml:space="preserve">{{ </w:t>
       </w:r>
       <w:proofErr w:type="spellStart"/>
       <w:r>
         <w:rPr>
           <w:b/>
-          <w:sz w:val="18"/>
-          <w:szCs w:val="18"/>
+          <w:sz w:val="22"/>
+          <w:szCs w:val="22"/>
         </w:rPr>
         <w:t>diagnosis</w:t>
       </w:r>
       <w:proofErr w:type="spellEnd"/>
+      <w:proofErr w:type="gramEnd"/>
       <w:r>
         <w:rPr>
           <w:b/>
-          <w:sz w:val="18"/>
-          <w:szCs w:val="18"/>
+          <w:sz w:val="22"/>
+          <w:szCs w:val="22"/>
         </w:rPr>
         <w:t xml:space="preserve"> }}</w:t>
       </w:r>
       <w:r>
         <w:rPr>
           <w:b/>
-          <w:sz w:val="18"/>
-          <w:szCs w:val="18"/>
+          <w:sz w:val="22"/>
+          <w:szCs w:val="22"/>
         </w:rPr>
         <w:t xml:space="preserve"> </w:t>
       </w:r>
+      <w:proofErr w:type="gramStart"/>
       <w:r>
         <w:rPr>
           <w:b/>
-          <w:sz w:val="18"/>
-          <w:szCs w:val="18"/>
+          <w:sz w:val="22"/>
+          <w:szCs w:val="22"/>
         </w:rPr>
         <w:t xml:space="preserve">{{ </w:t>
       </w:r>
       <w:r>
         <w:rPr>
           <w:b/>
-          <w:sz w:val="18"/>
-          <w:szCs w:val="18"/>
+          <w:sz w:val="22"/>
+          <w:szCs w:val="22"/>
         </w:rPr>
-        <w:t>mkb10_diagnoses</w:t>
+        <w:t>mkb</w:t>
+      </w:r>
+      <w:proofErr w:type="gramEnd"/>
+      <w:r>
+        <w:rPr>
+          <w:b/>
+          <w:sz w:val="22"/>
+          <w:szCs w:val="22"/>
+        </w:rPr>
+        <w:t>10_</w:t>
+      </w:r>
+      <w:proofErr w:type="gramStart"/>
+      <w:r>
+        <w:rPr>
+          <w:b/>
+          <w:sz w:val="22"/>
+          <w:szCs w:val="22"/>
+        </w:rPr>
+        <w:t>diagnoses</w:t>
       </w:r>
       <w:r>
         <w:rPr>
           <w:b/>
-          <w:sz w:val="18"/>
-          <w:szCs w:val="18"/>
+          <w:sz w:val="22"/>
+          <w:szCs w:val="22"/>
         </w:rPr>
-        <w:t xml:space="preserve"> }}</w:t>
+        <w:t xml:space="preserve"> }</w:t>
+      </w:r>
+      <w:proofErr w:type="gramEnd"/>
+      <w:r>
+        <w:rPr>
+          <w:b/>
+          <w:sz w:val="22"/>
+          <w:szCs w:val="22"/>
+        </w:rPr>
+        <w:t>}</w:t>
       </w:r>
     </w:p>
     <w:p>
       <w:pPr>
         <w:contextualSpacing/>
         <w:rPr>
-          <w:sz w:val="18"/>
-          <w:szCs w:val="18"/>
+          <w:sz w:val="22"/>
+          <w:szCs w:val="22"/>
         </w:rPr>
       </w:pPr>
     </w:p>
@@ -843,39 +1086,40 @@
         <w:contextualSpacing/>
         <w:rPr>
           <w:b/>
-          <w:sz w:val="18"/>
-          <w:szCs w:val="18"/>
+          <w:sz w:val="22"/>
+          <w:szCs w:val="22"/>
         </w:rPr>
       </w:pPr>
       <w:r>
         <w:rPr>
           <w:b/>
-          <w:sz w:val="18"/>
-          <w:szCs w:val="18"/>
+          <w:sz w:val="22"/>
+          <w:szCs w:val="22"/>
         </w:rPr>
         <w:t>Рекоменд</w:t>
       </w:r>
       <w:r>
         <w:rPr>
           <w:b/>
-          <w:sz w:val="18"/>
-          <w:szCs w:val="18"/>
+          <w:sz w:val="22"/>
+          <w:szCs w:val="22"/>
         </w:rPr>
         <w:t>ации:</w:t>
       </w:r>
       <w:r>
         <w:rPr>
           <w:b/>
-          <w:sz w:val="18"/>
-          <w:szCs w:val="18"/>
+          <w:sz w:val="22"/>
+          <w:szCs w:val="22"/>
         </w:rPr>
         <w:t xml:space="preserve"> </w:t>
       </w:r>
+      <w:proofErr w:type="gramStart"/>
       <w:r>
         <w:rPr>
           <w:bCs/>
-          <w:sz w:val="18"/>
-          <w:szCs w:val="18"/>
+          <w:sz w:val="22"/>
+          <w:szCs w:val="22"/>
         </w:rPr>
         <w:t xml:space="preserve">{{ </w:t>
       </w:r>
@@ -883,17 +1127,18 @@
       <w:r>
         <w:rPr>
           <w:bCs/>
-          <w:sz w:val="18"/>
-          <w:szCs w:val="18"/>
+          <w:sz w:val="22"/>
+          <w:szCs w:val="22"/>
         </w:rPr>
         <w:t>recommendations</w:t>
       </w:r>
       <w:proofErr w:type="spellEnd"/>
+      <w:proofErr w:type="gramEnd"/>
       <w:r>
         <w:rPr>
           <w:bCs/>
-          <w:sz w:val="18"/>
-          <w:szCs w:val="18"/>
+          <w:sz w:val="22"/>
+          <w:szCs w:val="22"/>
         </w:rPr>
         <w:t xml:space="preserve"> }}</w:t>
       </w:r>
@@ -906,6 +1151,8 @@
         <w:rPr>
           <w:rFonts w:ascii="Times New Roman" w:hAnsi="Times New Roman"/>
           <w:bCs/>
+          <w:sz w:val="28"/>
+          <w:szCs w:val="28"/>
         </w:rPr>
       </w:pPr>
     </w:p>
@@ -913,39 +1160,40 @@
       <w:pPr>
         <w:rPr>
           <w:b/>
-          <w:sz w:val="18"/>
-          <w:szCs w:val="18"/>
+          <w:sz w:val="22"/>
+          <w:szCs w:val="22"/>
         </w:rPr>
       </w:pPr>
       <w:r>
         <w:rPr>
           <w:b/>
-          <w:sz w:val="18"/>
-          <w:szCs w:val="18"/>
+          <w:sz w:val="22"/>
+          <w:szCs w:val="22"/>
         </w:rPr>
         <w:t>Вр</w:t>
       </w:r>
       <w:r>
         <w:rPr>
           <w:b/>
-          <w:sz w:val="18"/>
-          <w:szCs w:val="18"/>
+          <w:sz w:val="22"/>
+          <w:szCs w:val="22"/>
         </w:rPr>
         <w:t xml:space="preserve">ач </w:t>
       </w:r>
+      <w:proofErr w:type="gramStart"/>
       <w:r>
         <w:rPr>
           <w:b/>
-          <w:sz w:val="18"/>
-          <w:szCs w:val="18"/>
+          <w:sz w:val="22"/>
+          <w:szCs w:val="22"/>
         </w:rPr>
         <w:t>{</w:t>
       </w:r>
       <w:r>
         <w:rPr>
           <w:b/>
-          <w:sz w:val="18"/>
-          <w:szCs w:val="18"/>
+          <w:sz w:val="22"/>
+          <w:szCs w:val="22"/>
           <w:lang w:val="en-US"/>
         </w:rPr>
         <w:t xml:space="preserve">{ </w:t>
@@ -954,20 +1202,48 @@
       <w:r>
         <w:rPr>
           <w:b/>
-          <w:sz w:val="18"/>
-          <w:szCs w:val="18"/>
+          <w:sz w:val="22"/>
+          <w:szCs w:val="22"/>
         </w:rPr>
-        <w:t>doctor_short_name</w:t>
+        <w:t>doctor</w:t>
+      </w:r>
+      <w:proofErr w:type="gramEnd"/>
+      <w:r>
+        <w:rPr>
+          <w:b/>
+          <w:sz w:val="22"/>
+          <w:szCs w:val="22"/>
+        </w:rPr>
+        <w:t>_short_</w:t>
+      </w:r>
+      <w:proofErr w:type="gramStart"/>
+      <w:r>
+        <w:rPr>
+          <w:b/>
+          <w:sz w:val="22"/>
+          <w:szCs w:val="22"/>
+        </w:rPr>
+        <w:t>name</w:t>
       </w:r>
       <w:proofErr w:type="spellEnd"/>
       <w:r>
         <w:rPr>
           <w:b/>
-          <w:sz w:val="18"/>
-          <w:szCs w:val="18"/>
+          <w:sz w:val="22"/>
+          <w:szCs w:val="22"/>
           <w:lang w:val="en-US"/>
         </w:rPr>
-        <w:t xml:space="preserve"> }}</w:t>
+        <w:t xml:space="preserve"> }</w:t>
+      </w:r>
+      <w:proofErr w:type="gramEnd"/>
+      <w:r>
+        <w:rPr>
+          <w:b/>
+          <w:sz w:val="22"/>
+          <w:szCs w:val="22"/>
+          <w:lang w:val="en-US"/>
+        </w:rPr>
+        <w:t>}</w:t>
       </w:r>
     </w:p>
     <w:sectPr>

--- a/treatment/templates/treatment/docs/treatment_template.docx
+++ b/treatment/templates/treatment/docs/treatment_template.docx
@@ -94,6 +94,7 @@
           <w:b/>
           <w:sz w:val="22"/>
           <w:szCs w:val="22"/>
+          <w:lang w:val="en-US"/>
         </w:rPr>
       </w:pPr>
       <w:r>
@@ -113,7 +114,6 @@
         </w:rPr>
         <w:t xml:space="preserve"> </w:t>
       </w:r>
-      <w:proofErr w:type="gramStart"/>
       <w:r>
         <w:rPr>
           <w:b/>
@@ -129,26 +129,9 @@
           <w:b/>
           <w:sz w:val="22"/>
           <w:szCs w:val="22"/>
+          <w:lang w:val="en-US"/>
         </w:rPr>
-        <w:t>doctor</w:t>
-      </w:r>
-      <w:proofErr w:type="gramEnd"/>
-      <w:r>
-        <w:rPr>
-          <w:b/>
-          <w:sz w:val="22"/>
-          <w:szCs w:val="22"/>
-        </w:rPr>
-        <w:t>_specialization_</w:t>
-      </w:r>
-      <w:proofErr w:type="gramStart"/>
-      <w:r>
-        <w:rPr>
-          <w:b/>
-          <w:sz w:val="22"/>
-          <w:szCs w:val="22"/>
-        </w:rPr>
-        <w:t>genitive</w:t>
+        <w:t>doctor_specialization_genitive</w:t>
       </w:r>
       <w:proofErr w:type="spellEnd"/>
       <w:r>
@@ -167,17 +150,7 @@
           <w:szCs w:val="22"/>
           <w:lang w:val="en-US"/>
         </w:rPr>
-        <w:t>}</w:t>
-      </w:r>
-      <w:proofErr w:type="gramEnd"/>
-      <w:r>
-        <w:rPr>
-          <w:b/>
-          <w:sz w:val="22"/>
-          <w:szCs w:val="22"/>
-          <w:lang w:val="en-US"/>
-        </w:rPr>
-        <w:t>}</w:t>
+        <w:t>}}</w:t>
       </w:r>
     </w:p>
     <w:p>
@@ -267,7 +240,6 @@
         </w:rPr>
         <w:t xml:space="preserve"> </w:t>
       </w:r>
-      <w:proofErr w:type="gramStart"/>
       <w:r>
         <w:rPr>
           <w:b/>
@@ -287,29 +259,7 @@
           <w:szCs w:val="22"/>
           <w:lang w:val="en-US"/>
         </w:rPr>
-        <w:t>patient</w:t>
-      </w:r>
-      <w:proofErr w:type="gramEnd"/>
-      <w:r>
-        <w:rPr>
-          <w:b/>
-          <w:bCs/>
-          <w:sz w:val="22"/>
-          <w:szCs w:val="22"/>
-          <w:lang w:val="en-US"/>
-        </w:rPr>
-        <w:t>_full_</w:t>
-      </w:r>
-      <w:proofErr w:type="gramStart"/>
-      <w:r>
-        <w:rPr>
-          <w:b/>
-          <w:bCs/>
-          <w:sz w:val="22"/>
-          <w:szCs w:val="22"/>
-          <w:lang w:val="en-US"/>
-        </w:rPr>
-        <w:t>name</w:t>
+        <w:t>patient_full_name</w:t>
       </w:r>
       <w:proofErr w:type="spellEnd"/>
       <w:r>
@@ -320,18 +270,7 @@
           <w:szCs w:val="22"/>
           <w:lang w:val="en-US"/>
         </w:rPr>
-        <w:t xml:space="preserve"> }</w:t>
-      </w:r>
-      <w:proofErr w:type="gramEnd"/>
-      <w:r>
-        <w:rPr>
-          <w:b/>
-          <w:bCs/>
-          <w:sz w:val="22"/>
-          <w:szCs w:val="22"/>
-          <w:lang w:val="en-US"/>
-        </w:rPr>
-        <w:t>}</w:t>
+        <w:t xml:space="preserve"> }}</w:t>
       </w:r>
     </w:p>
     <w:p>
@@ -380,9 +319,75 @@
           <w:szCs w:val="22"/>
           <w:lang w:val="en-US"/>
         </w:rPr>
+        <w:t xml:space="preserve"> {{ </w:t>
+      </w:r>
+      <w:proofErr w:type="spellStart"/>
+      <w:r>
+        <w:rPr>
+          <w:sz w:val="22"/>
+          <w:szCs w:val="22"/>
+          <w:lang w:val="en-US"/>
+        </w:rPr>
+        <w:t>patient_birth_date</w:t>
+      </w:r>
+      <w:proofErr w:type="spellEnd"/>
+      <w:r>
+        <w:rPr>
+          <w:sz w:val="22"/>
+          <w:szCs w:val="22"/>
+          <w:lang w:val="en-US"/>
+        </w:rPr>
+        <w:t xml:space="preserve"> }}</w:t>
+      </w:r>
+    </w:p>
+    <w:p>
+      <w:pPr>
+        <w:contextualSpacing/>
+        <w:jc w:val="both"/>
+        <w:rPr>
+          <w:sz w:val="22"/>
+          <w:szCs w:val="22"/>
+          <w:lang w:val="en-US"/>
+        </w:rPr>
+      </w:pPr>
+      <w:r>
+        <w:rPr>
+          <w:sz w:val="22"/>
+          <w:szCs w:val="22"/>
+        </w:rPr>
+        <w:t>Дата</w:t>
+      </w:r>
+      <w:r>
+        <w:rPr>
+          <w:sz w:val="22"/>
+          <w:szCs w:val="22"/>
+          <w:lang w:val="en-US"/>
+        </w:rPr>
         <w:t xml:space="preserve"> </w:t>
       </w:r>
-      <w:proofErr w:type="gramStart"/>
+      <w:r>
+        <w:rPr>
+          <w:sz w:val="22"/>
+          <w:szCs w:val="22"/>
+        </w:rPr>
+        <w:t>осмотра</w:t>
+      </w:r>
+      <w:r>
+        <w:rPr>
+          <w:sz w:val="22"/>
+          <w:szCs w:val="22"/>
+          <w:lang w:val="en-US"/>
+        </w:rPr>
+        <w:t>:</w:t>
+      </w:r>
+      <w:r>
+        <w:rPr>
+          <w:sz w:val="22"/>
+          <w:szCs w:val="22"/>
+          <w:lang w:val="en-US"/>
+        </w:rPr>
+        <w:t xml:space="preserve"> </w:t>
+      </w:r>
       <w:r>
         <w:rPr>
           <w:sz w:val="22"/>
@@ -398,18 +403,16 @@
           <w:szCs w:val="22"/>
           <w:lang w:val="en-US"/>
         </w:rPr>
-        <w:t>patient</w:t>
+        <w:t>treatment</w:t>
       </w:r>
-      <w:proofErr w:type="gramEnd"/>
       <w:r>
         <w:rPr>
           <w:sz w:val="22"/>
           <w:szCs w:val="22"/>
           <w:lang w:val="en-US"/>
         </w:rPr>
-        <w:t>_birth_</w:t>
+        <w:t>_</w:t>
       </w:r>
-      <w:proofErr w:type="gramStart"/>
       <w:r>
         <w:rPr>
           <w:sz w:val="22"/>
@@ -425,16 +428,7 @@
           <w:szCs w:val="22"/>
           <w:lang w:val="en-US"/>
         </w:rPr>
-        <w:t xml:space="preserve"> }</w:t>
-      </w:r>
-      <w:proofErr w:type="gramEnd"/>
-      <w:r>
-        <w:rPr>
-          <w:sz w:val="22"/>
-          <w:szCs w:val="22"/>
-          <w:lang w:val="en-US"/>
-        </w:rPr>
-        <w:t>}</w:t>
+        <w:t xml:space="preserve"> }}</w:t>
       </w:r>
     </w:p>
     <w:p>
@@ -444,78 +438,7 @@
         <w:rPr>
           <w:sz w:val="22"/>
           <w:szCs w:val="22"/>
-        </w:rPr>
-      </w:pPr>
-      <w:r>
-        <w:rPr>
-          <w:sz w:val="22"/>
-          <w:szCs w:val="22"/>
-        </w:rPr>
-        <w:t>Дата осмотра:</w:t>
-      </w:r>
-      <w:r>
-        <w:rPr>
-          <w:sz w:val="22"/>
-          <w:szCs w:val="22"/>
-        </w:rPr>
-        <w:t xml:space="preserve"> </w:t>
-      </w:r>
-      <w:proofErr w:type="gramStart"/>
-      <w:r>
-        <w:rPr>
-          <w:sz w:val="22"/>
-          <w:szCs w:val="22"/>
-        </w:rPr>
-        <w:t xml:space="preserve">{{ </w:t>
-      </w:r>
-      <w:r>
-        <w:rPr>
-          <w:sz w:val="22"/>
-          <w:szCs w:val="22"/>
           <w:lang w:val="en-US"/>
-        </w:rPr>
-        <w:t>treatment</w:t>
-      </w:r>
-      <w:proofErr w:type="gramEnd"/>
-      <w:r>
-        <w:rPr>
-          <w:sz w:val="22"/>
-          <w:szCs w:val="22"/>
-        </w:rPr>
-        <w:t>_</w:t>
-      </w:r>
-      <w:proofErr w:type="gramStart"/>
-      <w:r>
-        <w:rPr>
-          <w:sz w:val="22"/>
-          <w:szCs w:val="22"/>
-          <w:lang w:val="en-US"/>
-        </w:rPr>
-        <w:t>date</w:t>
-      </w:r>
-      <w:r>
-        <w:rPr>
-          <w:sz w:val="22"/>
-          <w:szCs w:val="22"/>
-        </w:rPr>
-        <w:t xml:space="preserve"> }</w:t>
-      </w:r>
-      <w:proofErr w:type="gramEnd"/>
-      <w:r>
-        <w:rPr>
-          <w:sz w:val="22"/>
-          <w:szCs w:val="22"/>
-        </w:rPr>
-        <w:t>}</w:t>
-      </w:r>
-    </w:p>
-    <w:p>
-      <w:pPr>
-        <w:contextualSpacing/>
-        <w:jc w:val="both"/>
-        <w:rPr>
-          <w:sz w:val="22"/>
-          <w:szCs w:val="22"/>
         </w:rPr>
       </w:pPr>
     </w:p>
@@ -525,6 +448,7 @@
         <w:rPr>
           <w:sz w:val="22"/>
           <w:szCs w:val="22"/>
+          <w:lang w:val="en-US"/>
         </w:rPr>
       </w:pPr>
       <w:r>
@@ -534,20 +458,31 @@
           <w:sz w:val="22"/>
           <w:szCs w:val="22"/>
         </w:rPr>
-        <w:t>Жалобы:</w:t>
+        <w:t>Жалобы</w:t>
+      </w:r>
+      <w:r>
+        <w:rPr>
+          <w:b/>
+          <w:bCs/>
+          <w:sz w:val="22"/>
+          <w:szCs w:val="22"/>
+          <w:lang w:val="en-US"/>
+        </w:rPr>
+        <w:t>:</w:t>
       </w:r>
       <w:r>
         <w:rPr>
           <w:sz w:val="22"/>
           <w:szCs w:val="22"/>
+          <w:lang w:val="en-US"/>
         </w:rPr>
         <w:t xml:space="preserve"> </w:t>
       </w:r>
-      <w:proofErr w:type="gramStart"/>
       <w:r>
         <w:rPr>
           <w:sz w:val="22"/>
           <w:szCs w:val="22"/>
+          <w:lang w:val="en-US"/>
         </w:rPr>
         <w:t xml:space="preserve">{{ </w:t>
       </w:r>
@@ -559,11 +494,11 @@
         </w:rPr>
         <w:t>complaints</w:t>
       </w:r>
-      <w:proofErr w:type="gramEnd"/>
       <w:r>
         <w:rPr>
           <w:sz w:val="22"/>
           <w:szCs w:val="22"/>
+          <w:lang w:val="en-US"/>
         </w:rPr>
         <w:t xml:space="preserve"> }}</w:t>
       </w:r>
@@ -575,6 +510,7 @@
           <w:bCs/>
           <w:sz w:val="22"/>
           <w:szCs w:val="22"/>
+          <w:lang w:val="en-US"/>
         </w:rPr>
       </w:pPr>
     </w:p>
@@ -585,6 +521,7 @@
           <w:bCs/>
           <w:sz w:val="22"/>
           <w:szCs w:val="22"/>
+          <w:lang w:val="en-US"/>
         </w:rPr>
       </w:pPr>
       <w:r>
@@ -602,8 +539,9 @@
           <w:bCs/>
           <w:sz w:val="22"/>
           <w:szCs w:val="22"/>
+          <w:lang w:val="en-US"/>
         </w:rPr>
-        <w:t xml:space="preserve"> жизни</w:t>
+        <w:t xml:space="preserve"> </w:t>
       </w:r>
       <w:r>
         <w:rPr>
@@ -611,6 +549,16 @@
           <w:bCs/>
           <w:sz w:val="22"/>
           <w:szCs w:val="22"/>
+        </w:rPr>
+        <w:t>жизни</w:t>
+      </w:r>
+      <w:r>
+        <w:rPr>
+          <w:b/>
+          <w:bCs/>
+          <w:sz w:val="22"/>
+          <w:szCs w:val="22"/>
+          <w:lang w:val="en-US"/>
         </w:rPr>
         <w:t>:</w:t>
       </w:r>
@@ -620,270 +568,10 @@
           <w:bCs/>
           <w:sz w:val="22"/>
           <w:szCs w:val="22"/>
+          <w:lang w:val="en-US"/>
         </w:rPr>
         <w:t xml:space="preserve"> </w:t>
       </w:r>
-      <w:proofErr w:type="gramStart"/>
-      <w:r>
-        <w:rPr>
-          <w:sz w:val="22"/>
-          <w:szCs w:val="22"/>
-        </w:rPr>
-        <w:t xml:space="preserve">{{ </w:t>
-      </w:r>
-      <w:proofErr w:type="spellStart"/>
-      <w:r>
-        <w:rPr>
-          <w:sz w:val="22"/>
-          <w:szCs w:val="22"/>
-        </w:rPr>
-        <w:t>life</w:t>
-      </w:r>
-      <w:proofErr w:type="gramEnd"/>
-      <w:r>
-        <w:rPr>
-          <w:sz w:val="22"/>
-          <w:szCs w:val="22"/>
-        </w:rPr>
-        <w:t>_</w:t>
-      </w:r>
-      <w:proofErr w:type="gramStart"/>
-      <w:r>
-        <w:rPr>
-          <w:sz w:val="22"/>
-          <w:szCs w:val="22"/>
-        </w:rPr>
-        <w:t>anamnesis</w:t>
-      </w:r>
-      <w:proofErr w:type="spellEnd"/>
-      <w:r>
-        <w:rPr>
-          <w:sz w:val="22"/>
-          <w:szCs w:val="22"/>
-        </w:rPr>
-        <w:t xml:space="preserve"> }</w:t>
-      </w:r>
-      <w:proofErr w:type="gramEnd"/>
-      <w:r>
-        <w:rPr>
-          <w:sz w:val="22"/>
-          <w:szCs w:val="22"/>
-        </w:rPr>
-        <w:t>}</w:t>
-      </w:r>
-    </w:p>
-    <w:p>
-      <w:pPr>
-        <w:rPr>
-          <w:b/>
-          <w:bCs/>
-          <w:sz w:val="22"/>
-          <w:szCs w:val="22"/>
-        </w:rPr>
-      </w:pPr>
-    </w:p>
-    <w:p>
-      <w:pPr>
-        <w:rPr>
-          <w:b/>
-          <w:bCs/>
-          <w:sz w:val="22"/>
-          <w:szCs w:val="22"/>
-        </w:rPr>
-      </w:pPr>
-      <w:r>
-        <w:rPr>
-          <w:b/>
-          <w:bCs/>
-          <w:sz w:val="22"/>
-          <w:szCs w:val="22"/>
-        </w:rPr>
-        <w:t xml:space="preserve">Анамнез заболевания: </w:t>
-      </w:r>
-      <w:proofErr w:type="gramStart"/>
-      <w:r>
-        <w:rPr>
-          <w:sz w:val="22"/>
-          <w:szCs w:val="22"/>
-        </w:rPr>
-        <w:t xml:space="preserve">{{ </w:t>
-      </w:r>
-      <w:proofErr w:type="spellStart"/>
-      <w:r>
-        <w:rPr>
-          <w:sz w:val="22"/>
-          <w:szCs w:val="22"/>
-        </w:rPr>
-        <w:t>disease</w:t>
-      </w:r>
-      <w:proofErr w:type="gramEnd"/>
-      <w:r>
-        <w:rPr>
-          <w:sz w:val="22"/>
-          <w:szCs w:val="22"/>
-        </w:rPr>
-        <w:t>_</w:t>
-      </w:r>
-      <w:proofErr w:type="gramStart"/>
-      <w:r>
-        <w:rPr>
-          <w:sz w:val="22"/>
-          <w:szCs w:val="22"/>
-        </w:rPr>
-        <w:t>anamnesis</w:t>
-      </w:r>
-      <w:proofErr w:type="spellEnd"/>
-      <w:r>
-        <w:rPr>
-          <w:sz w:val="22"/>
-          <w:szCs w:val="22"/>
-        </w:rPr>
-        <w:t xml:space="preserve"> }</w:t>
-      </w:r>
-      <w:proofErr w:type="gramEnd"/>
-      <w:r>
-        <w:rPr>
-          <w:sz w:val="22"/>
-          <w:szCs w:val="22"/>
-        </w:rPr>
-        <w:t>}</w:t>
-      </w:r>
-    </w:p>
-    <w:p>
-      <w:pPr>
-        <w:contextualSpacing/>
-        <w:rPr>
-          <w:b/>
-          <w:bCs/>
-          <w:sz w:val="22"/>
-          <w:szCs w:val="22"/>
-        </w:rPr>
-      </w:pPr>
-    </w:p>
-    <w:p>
-      <w:pPr>
-        <w:contextualSpacing/>
-        <w:rPr>
-          <w:b/>
-          <w:bCs/>
-          <w:sz w:val="22"/>
-          <w:szCs w:val="22"/>
-        </w:rPr>
-      </w:pPr>
-      <w:r>
-        <w:rPr>
-          <w:b/>
-          <w:bCs/>
-          <w:sz w:val="22"/>
-          <w:szCs w:val="22"/>
-        </w:rPr>
-        <w:t>Объективный статус:</w:t>
-      </w:r>
-      <w:r>
-        <w:rPr>
-          <w:b/>
-          <w:bCs/>
-          <w:sz w:val="22"/>
-          <w:szCs w:val="22"/>
-        </w:rPr>
-        <w:t xml:space="preserve"> </w:t>
-      </w:r>
-      <w:proofErr w:type="gramStart"/>
-      <w:r>
-        <w:rPr>
-          <w:sz w:val="22"/>
-          <w:szCs w:val="22"/>
-        </w:rPr>
-        <w:t xml:space="preserve">{{ </w:t>
-      </w:r>
-      <w:proofErr w:type="spellStart"/>
-      <w:r>
-        <w:rPr>
-          <w:sz w:val="22"/>
-          <w:szCs w:val="22"/>
-        </w:rPr>
-        <w:t>objective</w:t>
-      </w:r>
-      <w:proofErr w:type="gramEnd"/>
-      <w:r>
-        <w:rPr>
-          <w:sz w:val="22"/>
-          <w:szCs w:val="22"/>
-        </w:rPr>
-        <w:t>_</w:t>
-      </w:r>
-      <w:proofErr w:type="gramStart"/>
-      <w:r>
-        <w:rPr>
-          <w:sz w:val="22"/>
-          <w:szCs w:val="22"/>
-        </w:rPr>
-        <w:t>status</w:t>
-      </w:r>
-      <w:proofErr w:type="spellEnd"/>
-      <w:r>
-        <w:rPr>
-          <w:sz w:val="22"/>
-          <w:szCs w:val="22"/>
-        </w:rPr>
-        <w:t xml:space="preserve"> }</w:t>
-      </w:r>
-      <w:proofErr w:type="gramEnd"/>
-      <w:r>
-        <w:rPr>
-          <w:sz w:val="22"/>
-          <w:szCs w:val="22"/>
-        </w:rPr>
-        <w:t>}</w:t>
-      </w:r>
-    </w:p>
-    <w:p>
-      <w:pPr>
-        <w:contextualSpacing/>
-        <w:rPr>
-          <w:b/>
-          <w:bCs/>
-          <w:sz w:val="22"/>
-          <w:szCs w:val="22"/>
-        </w:rPr>
-      </w:pPr>
-    </w:p>
-    <w:p>
-      <w:pPr>
-        <w:contextualSpacing/>
-        <w:rPr>
-          <w:sz w:val="22"/>
-          <w:szCs w:val="22"/>
-        </w:rPr>
-      </w:pPr>
-      <w:r>
-        <w:rPr>
-          <w:b/>
-          <w:bCs/>
-          <w:sz w:val="22"/>
-          <w:szCs w:val="22"/>
-        </w:rPr>
-        <w:t>Дополнительные обследования</w:t>
-      </w:r>
-      <w:r>
-        <w:rPr>
-          <w:b/>
-          <w:bCs/>
-          <w:sz w:val="22"/>
-          <w:szCs w:val="22"/>
-        </w:rPr>
-        <w:t>:</w:t>
-      </w:r>
-      <w:r>
-        <w:rPr>
-          <w:b/>
-          <w:bCs/>
-          <w:sz w:val="22"/>
-          <w:szCs w:val="22"/>
-        </w:rPr>
-        <w:t xml:space="preserve"> </w:t>
-      </w:r>
-      <w:proofErr w:type="gramStart"/>
       <w:r>
         <w:rPr>
           <w:sz w:val="22"/>
@@ -897,24 +585,9 @@
         <w:rPr>
           <w:sz w:val="22"/>
           <w:szCs w:val="22"/>
+          <w:lang w:val="en-US"/>
         </w:rPr>
-        <w:t>additional</w:t>
-      </w:r>
-      <w:proofErr w:type="gramEnd"/>
-      <w:r>
-        <w:rPr>
-          <w:sz w:val="22"/>
-          <w:szCs w:val="22"/>
-        </w:rPr>
-        <w:t>_</w:t>
-      </w:r>
-      <w:proofErr w:type="gramStart"/>
-      <w:r>
-        <w:rPr>
-          <w:sz w:val="22"/>
-          <w:szCs w:val="22"/>
-        </w:rPr>
-        <w:t>surveys</w:t>
+        <w:t>life_anamnesis</w:t>
       </w:r>
       <w:proofErr w:type="spellEnd"/>
       <w:r>
@@ -923,16 +596,287 @@
           <w:szCs w:val="22"/>
           <w:lang w:val="en-US"/>
         </w:rPr>
-        <w:t xml:space="preserve"> }</w:t>
+        <w:t xml:space="preserve"> }}</w:t>
       </w:r>
-      <w:proofErr w:type="gramEnd"/>
+    </w:p>
+    <w:p>
+      <w:pPr>
+        <w:rPr>
+          <w:b/>
+          <w:bCs/>
+          <w:sz w:val="22"/>
+          <w:szCs w:val="22"/>
+          <w:lang w:val="en-US"/>
+        </w:rPr>
+      </w:pPr>
+    </w:p>
+    <w:p>
+      <w:pPr>
+        <w:rPr>
+          <w:b/>
+          <w:bCs/>
+          <w:sz w:val="22"/>
+          <w:szCs w:val="22"/>
+          <w:lang w:val="en-US"/>
+        </w:rPr>
+      </w:pPr>
+      <w:r>
+        <w:rPr>
+          <w:b/>
+          <w:bCs/>
+          <w:sz w:val="22"/>
+          <w:szCs w:val="22"/>
+        </w:rPr>
+        <w:t>Анамнез</w:t>
+      </w:r>
+      <w:r>
+        <w:rPr>
+          <w:b/>
+          <w:bCs/>
+          <w:sz w:val="22"/>
+          <w:szCs w:val="22"/>
+          <w:lang w:val="en-US"/>
+        </w:rPr>
+        <w:t xml:space="preserve"> </w:t>
+      </w:r>
+      <w:r>
+        <w:rPr>
+          <w:b/>
+          <w:bCs/>
+          <w:sz w:val="22"/>
+          <w:szCs w:val="22"/>
+        </w:rPr>
+        <w:t>заболевания</w:t>
+      </w:r>
+      <w:r>
+        <w:rPr>
+          <w:b/>
+          <w:bCs/>
+          <w:sz w:val="22"/>
+          <w:szCs w:val="22"/>
+          <w:lang w:val="en-US"/>
+        </w:rPr>
+        <w:t xml:space="preserve">: </w:t>
+      </w:r>
       <w:r>
         <w:rPr>
           <w:sz w:val="22"/>
           <w:szCs w:val="22"/>
           <w:lang w:val="en-US"/>
         </w:rPr>
-        <w:t>}</w:t>
+        <w:t xml:space="preserve">{{ </w:t>
+      </w:r>
+      <w:proofErr w:type="spellStart"/>
+      <w:r>
+        <w:rPr>
+          <w:sz w:val="22"/>
+          <w:szCs w:val="22"/>
+          <w:lang w:val="en-US"/>
+        </w:rPr>
+        <w:t>disease_anamnesis</w:t>
+      </w:r>
+      <w:proofErr w:type="spellEnd"/>
+      <w:r>
+        <w:rPr>
+          <w:sz w:val="22"/>
+          <w:szCs w:val="22"/>
+          <w:lang w:val="en-US"/>
+        </w:rPr>
+        <w:t xml:space="preserve"> }}</w:t>
+      </w:r>
+    </w:p>
+    <w:p>
+      <w:pPr>
+        <w:contextualSpacing/>
+        <w:rPr>
+          <w:b/>
+          <w:bCs/>
+          <w:sz w:val="22"/>
+          <w:szCs w:val="22"/>
+          <w:lang w:val="en-US"/>
+        </w:rPr>
+      </w:pPr>
+    </w:p>
+    <w:p>
+      <w:pPr>
+        <w:contextualSpacing/>
+        <w:rPr>
+          <w:b/>
+          <w:bCs/>
+          <w:sz w:val="22"/>
+          <w:szCs w:val="22"/>
+          <w:lang w:val="en-US"/>
+        </w:rPr>
+      </w:pPr>
+      <w:r>
+        <w:rPr>
+          <w:b/>
+          <w:bCs/>
+          <w:sz w:val="22"/>
+          <w:szCs w:val="22"/>
+        </w:rPr>
+        <w:t>Объективный</w:t>
+      </w:r>
+      <w:r>
+        <w:rPr>
+          <w:b/>
+          <w:bCs/>
+          <w:sz w:val="22"/>
+          <w:szCs w:val="22"/>
+          <w:lang w:val="en-US"/>
+        </w:rPr>
+        <w:t xml:space="preserve"> </w:t>
+      </w:r>
+      <w:r>
+        <w:rPr>
+          <w:b/>
+          <w:bCs/>
+          <w:sz w:val="22"/>
+          <w:szCs w:val="22"/>
+        </w:rPr>
+        <w:t>статус</w:t>
+      </w:r>
+      <w:r>
+        <w:rPr>
+          <w:b/>
+          <w:bCs/>
+          <w:sz w:val="22"/>
+          <w:szCs w:val="22"/>
+          <w:lang w:val="en-US"/>
+        </w:rPr>
+        <w:t>:</w:t>
+      </w:r>
+      <w:r>
+        <w:rPr>
+          <w:b/>
+          <w:bCs/>
+          <w:sz w:val="22"/>
+          <w:szCs w:val="22"/>
+          <w:lang w:val="en-US"/>
+        </w:rPr>
+        <w:t xml:space="preserve"> </w:t>
+      </w:r>
+      <w:r>
+        <w:rPr>
+          <w:sz w:val="22"/>
+          <w:szCs w:val="22"/>
+          <w:lang w:val="en-US"/>
+        </w:rPr>
+        <w:t xml:space="preserve">{{ </w:t>
+      </w:r>
+      <w:proofErr w:type="spellStart"/>
+      <w:r>
+        <w:rPr>
+          <w:sz w:val="22"/>
+          <w:szCs w:val="22"/>
+          <w:lang w:val="en-US"/>
+        </w:rPr>
+        <w:t>objective_status</w:t>
+      </w:r>
+      <w:proofErr w:type="spellEnd"/>
+      <w:r>
+        <w:rPr>
+          <w:sz w:val="22"/>
+          <w:szCs w:val="22"/>
+          <w:lang w:val="en-US"/>
+        </w:rPr>
+        <w:t xml:space="preserve"> }}</w:t>
+      </w:r>
+    </w:p>
+    <w:p>
+      <w:pPr>
+        <w:contextualSpacing/>
+        <w:rPr>
+          <w:b/>
+          <w:bCs/>
+          <w:sz w:val="22"/>
+          <w:szCs w:val="22"/>
+          <w:lang w:val="en-US"/>
+        </w:rPr>
+      </w:pPr>
+    </w:p>
+    <w:p>
+      <w:pPr>
+        <w:contextualSpacing/>
+        <w:rPr>
+          <w:sz w:val="22"/>
+          <w:szCs w:val="22"/>
+          <w:lang w:val="en-US"/>
+        </w:rPr>
+      </w:pPr>
+      <w:r>
+        <w:rPr>
+          <w:b/>
+          <w:bCs/>
+          <w:sz w:val="22"/>
+          <w:szCs w:val="22"/>
+        </w:rPr>
+        <w:t>Дополнительные</w:t>
+      </w:r>
+      <w:r>
+        <w:rPr>
+          <w:b/>
+          <w:bCs/>
+          <w:sz w:val="22"/>
+          <w:szCs w:val="22"/>
+          <w:lang w:val="en-US"/>
+        </w:rPr>
+        <w:t xml:space="preserve"> </w:t>
+      </w:r>
+      <w:r>
+        <w:rPr>
+          <w:b/>
+          <w:bCs/>
+          <w:sz w:val="22"/>
+          <w:szCs w:val="22"/>
+        </w:rPr>
+        <w:t>обследования</w:t>
+      </w:r>
+      <w:r>
+        <w:rPr>
+          <w:b/>
+          <w:bCs/>
+          <w:sz w:val="22"/>
+          <w:szCs w:val="22"/>
+          <w:lang w:val="en-US"/>
+        </w:rPr>
+        <w:t>:</w:t>
+      </w:r>
+      <w:r>
+        <w:rPr>
+          <w:b/>
+          <w:bCs/>
+          <w:sz w:val="22"/>
+          <w:szCs w:val="22"/>
+          <w:lang w:val="en-US"/>
+        </w:rPr>
+        <w:t xml:space="preserve"> </w:t>
+      </w:r>
+      <w:r>
+        <w:rPr>
+          <w:sz w:val="22"/>
+          <w:szCs w:val="22"/>
+          <w:lang w:val="en-US"/>
+        </w:rPr>
+        <w:t xml:space="preserve">{{ </w:t>
+      </w:r>
+      <w:proofErr w:type="spellStart"/>
+      <w:r>
+        <w:rPr>
+          <w:sz w:val="22"/>
+          <w:szCs w:val="22"/>
+          <w:lang w:val="en-US"/>
+        </w:rPr>
+        <w:t>additional_surveys</w:t>
+      </w:r>
+      <w:proofErr w:type="spellEnd"/>
+      <w:r>
+        <w:rPr>
+          <w:sz w:val="22"/>
+          <w:szCs w:val="22"/>
+          <w:lang w:val="en-US"/>
+        </w:rPr>
+        <w:t xml:space="preserve"> }}</w:t>
       </w:r>
     </w:p>
     <w:p>
@@ -941,12 +885,14 @@
         <w:rPr>
           <w:sz w:val="22"/>
           <w:szCs w:val="22"/>
+          <w:lang w:val="en-US"/>
         </w:rPr>
       </w:pPr>
       <w:r>
         <w:rPr>
           <w:sz w:val="22"/>
           <w:szCs w:val="22"/>
+          <w:lang w:val="en-US"/>
         </w:rPr>
         <w:t xml:space="preserve"> </w:t>
       </w:r>
@@ -954,6 +900,7 @@
         <w:rPr>
           <w:sz w:val="22"/>
           <w:szCs w:val="22"/>
+          <w:lang w:val="en-US"/>
         </w:rPr>
         <w:t xml:space="preserve"> </w:t>
       </w:r>
@@ -965,6 +912,7 @@
           <w:b/>
           <w:sz w:val="22"/>
           <w:szCs w:val="22"/>
+          <w:lang w:val="en-US"/>
         </w:rPr>
       </w:pPr>
       <w:r>
@@ -973,103 +921,54 @@
           <w:sz w:val="22"/>
           <w:szCs w:val="22"/>
         </w:rPr>
-        <w:t>Диагноз:</w:t>
+        <w:t>Диагноз</w:t>
       </w:r>
       <w:r>
         <w:rPr>
           <w:b/>
           <w:sz w:val="22"/>
           <w:szCs w:val="22"/>
+          <w:lang w:val="en-US"/>
         </w:rPr>
-        <w:t xml:space="preserve"> </w:t>
-      </w:r>
-      <w:proofErr w:type="gramStart"/>
-      <w:r>
-        <w:rPr>
-          <w:b/>
-          <w:sz w:val="22"/>
-          <w:szCs w:val="22"/>
-        </w:rPr>
-        <w:t xml:space="preserve">{{ </w:t>
-      </w:r>
-      <w:proofErr w:type="spellStart"/>
-      <w:r>
-        <w:rPr>
-          <w:b/>
-          <w:sz w:val="22"/>
-          <w:szCs w:val="22"/>
-        </w:rPr>
-        <w:t>diagnosis</w:t>
-      </w:r>
-      <w:proofErr w:type="spellEnd"/>
-      <w:proofErr w:type="gramEnd"/>
-      <w:r>
-        <w:rPr>
-          <w:b/>
-          <w:sz w:val="22"/>
-          <w:szCs w:val="22"/>
-        </w:rPr>
-        <w:t xml:space="preserve"> }}</w:t>
+        <w:t>:</w:t>
       </w:r>
       <w:r>
         <w:rPr>
           <w:b/>
           <w:sz w:val="22"/>
           <w:szCs w:val="22"/>
+          <w:lang w:val="en-US"/>
         </w:rPr>
-        <w:t xml:space="preserve"> </w:t>
-      </w:r>
-      <w:proofErr w:type="gramStart"/>
-      <w:r>
-        <w:rPr>
-          <w:b/>
-          <w:sz w:val="22"/>
-          <w:szCs w:val="22"/>
-        </w:rPr>
-        <w:t xml:space="preserve">{{ </w:t>
+        <w:t xml:space="preserve"> {{ diagnosis }}</w:t>
       </w:r>
       <w:r>
         <w:rPr>
           <w:b/>
           <w:sz w:val="22"/>
           <w:szCs w:val="22"/>
+          <w:lang w:val="en-US"/>
         </w:rPr>
-        <w:t>mkb</w:t>
+        <w:t xml:space="preserve"> </w:t>
       </w:r>
-      <w:proofErr w:type="gramEnd"/>
+    </w:p>
+    <w:p>
+      <w:pPr>
+        <w:contextualSpacing/>
+        <w:rPr>
+          <w:b/>
+          <w:sz w:val="22"/>
+          <w:szCs w:val="22"/>
+          <w:lang w:val="en-US"/>
+        </w:rPr>
+      </w:pPr>
       <w:r>
         <w:rPr>
           <w:b/>
           <w:sz w:val="22"/>
           <w:szCs w:val="22"/>
+          <w:lang w:val="en-US"/>
         </w:rPr>
-        <w:t>10_</w:t>
-      </w:r>
-      <w:proofErr w:type="gramStart"/>
-      <w:r>
-        <w:rPr>
-          <w:b/>
-          <w:sz w:val="22"/>
-          <w:szCs w:val="22"/>
-        </w:rPr>
-        <w:t>diagnoses</w:t>
-      </w:r>
-      <w:r>
-        <w:rPr>
-          <w:b/>
-          <w:sz w:val="22"/>
-          <w:szCs w:val="22"/>
-        </w:rPr>
-        <w:t xml:space="preserve"> }</w:t>
-      </w:r>
-      <w:proofErr w:type="gramEnd"/>
-      <w:r>
-        <w:rPr>
-          <w:b/>
-          <w:sz w:val="22"/>
-          <w:szCs w:val="22"/>
-        </w:rPr>
-        <w:t>}</w:t>
+        <w:t>{{ mkb10_diagnoses }}</w:t>
       </w:r>
     </w:p>
     <w:p>
@@ -1078,6 +977,7 @@
         <w:rPr>
           <w:sz w:val="22"/>
           <w:szCs w:val="22"/>
+          <w:lang w:val="en-US"/>
         </w:rPr>
       </w:pPr>
     </w:p>
@@ -1088,6 +988,7 @@
           <w:b/>
           <w:sz w:val="22"/>
           <w:szCs w:val="22"/>
+          <w:lang w:val="en-US"/>
         </w:rPr>
       </w:pPr>
       <w:r>
@@ -1104,43 +1005,34 @@
           <w:sz w:val="22"/>
           <w:szCs w:val="22"/>
         </w:rPr>
-        <w:t>ации:</w:t>
+        <w:t>ации</w:t>
       </w:r>
       <w:r>
         <w:rPr>
           <w:b/>
           <w:sz w:val="22"/>
           <w:szCs w:val="22"/>
+          <w:lang w:val="en-US"/>
+        </w:rPr>
+        <w:t>:</w:t>
+      </w:r>
+      <w:r>
+        <w:rPr>
+          <w:b/>
+          <w:sz w:val="22"/>
+          <w:szCs w:val="22"/>
+          <w:lang w:val="en-US"/>
         </w:rPr>
         <w:t xml:space="preserve"> </w:t>
       </w:r>
-      <w:proofErr w:type="gramStart"/>
       <w:r>
         <w:rPr>
           <w:bCs/>
           <w:sz w:val="22"/>
           <w:szCs w:val="22"/>
+          <w:lang w:val="en-US"/>
         </w:rPr>
-        <w:t xml:space="preserve">{{ </w:t>
-      </w:r>
-      <w:proofErr w:type="spellStart"/>
-      <w:r>
-        <w:rPr>
-          <w:bCs/>
-          <w:sz w:val="22"/>
-          <w:szCs w:val="22"/>
-        </w:rPr>
-        <w:t>recommendations</w:t>
-      </w:r>
-      <w:proofErr w:type="spellEnd"/>
-      <w:proofErr w:type="gramEnd"/>
-      <w:r>
-        <w:rPr>
-          <w:bCs/>
-          <w:sz w:val="22"/>
-          <w:szCs w:val="22"/>
-        </w:rPr>
-        <w:t xml:space="preserve"> }}</w:t>
+        <w:t>{{ recommendations }}</w:t>
       </w:r>
     </w:p>
     <w:p>
@@ -1153,6 +1045,7 @@
           <w:bCs/>
           <w:sz w:val="28"/>
           <w:szCs w:val="28"/>
+          <w:lang w:val="en-US"/>
         </w:rPr>
       </w:pPr>
     </w:p>
@@ -1178,16 +1071,7 @@
           <w:sz w:val="22"/>
           <w:szCs w:val="22"/>
         </w:rPr>
-        <w:t xml:space="preserve">ач </w:t>
-      </w:r>
-      <w:proofErr w:type="gramStart"/>
-      <w:r>
-        <w:rPr>
-          <w:b/>
-          <w:sz w:val="22"/>
-          <w:szCs w:val="22"/>
-        </w:rPr>
-        <w:t>{</w:t>
+        <w:t>ач {</w:t>
       </w:r>
       <w:r>
         <w:rPr>
@@ -1205,25 +1089,7 @@
           <w:sz w:val="22"/>
           <w:szCs w:val="22"/>
         </w:rPr>
-        <w:t>doctor</w:t>
-      </w:r>
-      <w:proofErr w:type="gramEnd"/>
-      <w:r>
-        <w:rPr>
-          <w:b/>
-          <w:sz w:val="22"/>
-          <w:szCs w:val="22"/>
-        </w:rPr>
-        <w:t>_short_</w:t>
-      </w:r>
-      <w:proofErr w:type="gramStart"/>
-      <w:r>
-        <w:rPr>
-          <w:b/>
-          <w:sz w:val="22"/>
-          <w:szCs w:val="22"/>
-        </w:rPr>
-        <w:t>name</w:t>
+        <w:t>doctor_short_name</w:t>
       </w:r>
       <w:proofErr w:type="spellEnd"/>
       <w:r>
@@ -1233,17 +1099,7 @@
           <w:szCs w:val="22"/>
           <w:lang w:val="en-US"/>
         </w:rPr>
-        <w:t xml:space="preserve"> }</w:t>
-      </w:r>
-      <w:proofErr w:type="gramEnd"/>
-      <w:r>
-        <w:rPr>
-          <w:b/>
-          <w:sz w:val="22"/>
-          <w:szCs w:val="22"/>
-          <w:lang w:val="en-US"/>
-        </w:rPr>
-        <w:t>}</w:t>
+        <w:t xml:space="preserve"> }}</w:t>
       </w:r>
     </w:p>
     <w:sectPr>
@@ -2084,6 +1940,7 @@
   <w:style w:type="character" w:default="1" w:styleId="a0">
     <w:name w:val="Default Paragraph Font"/>
     <w:uiPriority w:val="1"/>
+    <w:semiHidden/>
     <w:unhideWhenUsed/>
   </w:style>
   <w:style w:type="table" w:default="1" w:styleId="a1">
